--- a/flow/20230927_hours/drafts/2024-04-g/20.04.docx
+++ b/flow/20230927_hours/drafts/2024-04-g/20.04.docx
@@ -1182,15 +1182,24 @@
         <w:t>.</w:t>
       </w:r>
     </w:p>
-    <w:p>
-      <w:pPr>
-        <w:rPr>
-          <w:rFonts w:ascii="Times New Roman" w:hAnsi="Times New Roman"/>
-          <w:sz w:val="24"/>
-          <w:szCs w:val="24"/>
-        </w:rPr>
-      </w:pPr>
-      <w:bookmarkStart w:id="0" w:name="_Hlk83715028"/>
+    <w:bookmarkEnd w:id="0"/>
+    <w:p>
+      <w:pPr>
+        <w:spacing w:line="240" w:lineRule="auto"/>
+        <w:rPr>
+          <w:rFonts w:ascii="Times New Roman" w:hAnsi="Times New Roman"/>
+          <w:sz w:val="24"/>
+        </w:rPr>
+      </w:pPr>
+      <w:r>
+        <w:rPr>
+          <w:rFonts w:ascii="Times New Roman" w:hAnsi="Times New Roman"/>
+          <w:sz w:val="24"/>
+        </w:rPr>
+        <w:t>Слава Отцю, і Сину, і Святому Духові.</w:t>
+      </w:r>
+    </w:p>
+    <w:p>
       <w:r>
         <w:rPr>
           <w:rFonts w:ascii="Times New Roman" w:hAnsi="Times New Roman"/>
@@ -1204,60 +1213,8 @@
         <w:rPr>
           <w:rFonts w:ascii="Times New Roman" w:hAnsi="Times New Roman"/>
           <w:sz w:val="24"/>
-          <w:szCs w:val="24"/>
-        </w:rPr>
-        <w:t xml:space="preserve"> Коли зійшов Ти до смерти, Життя безсмертне, * тоді ад умертвив Ти блистінням божества. * Коли ж і умерлих із глибин підземних воскресив Ти, * всі сили небесні взивали: * Життєдавче, Христе Боже наш, слава Тобі.</w:t>
-      </w:r>
-    </w:p>
-    <w:bookmarkEnd w:id="0"/>
-    <w:p>
-      <w:pPr>
-        <w:spacing w:line="240" w:lineRule="auto"/>
-        <w:rPr>
-          <w:rFonts w:ascii="Times New Roman" w:hAnsi="Times New Roman"/>
-          <w:sz w:val="24"/>
-        </w:rPr>
-      </w:pPr>
-      <w:r>
-        <w:rPr>
-          <w:rFonts w:ascii="Times New Roman" w:hAnsi="Times New Roman"/>
-          <w:sz w:val="24"/>
-        </w:rPr>
-        <w:t>Слава Отцю, і Сину, і Святому Духові.</w:t>
-      </w:r>
-    </w:p>
-    <w:p>
-      <w:pPr>
-        <w:spacing w:line="240" w:lineRule="auto"/>
-        <w:rPr>
-          <w:rFonts w:ascii="Times New Roman" w:hAnsi="Times New Roman"/>
-          <w:sz w:val="24"/>
-        </w:rPr>
-      </w:pPr>
-      <w:r>
-        <w:rPr>
-          <w:rFonts w:ascii="Times New Roman" w:hAnsi="Times New Roman"/>
-          <w:i/>
-          <w:color w:val="FF0000"/>
-          <w:sz w:val="24"/>
-        </w:rPr>
-        <w:t xml:space="preserve">Тропар </w:t>
-      </w:r>
-      <w:r>
-        <w:rPr>
-          <w:rFonts w:ascii="Times New Roman" w:hAnsi="Times New Roman"/>
-          <w:i/>
-          <w:color w:val="FF0000"/>
-          <w:sz w:val="24"/>
-        </w:rPr>
-        <w:t xml:space="preserve">(г. 2): </w:t>
-      </w:r>
-      <w:r>
-        <w:rPr>
-          <w:rFonts w:ascii="Times New Roman" w:hAnsi="Times New Roman"/>
-          <w:sz w:val="24"/>
-        </w:rPr>
-        <w:t>Благообразний Йосиф, з древа знявши пречисте тіло Твоє,* плащаницею чистою обвив,* і ароматами в гробі новім, покривши, положив;* та по трьох днях воскрес єси, Господи,* даруючи світові велику милість.</w:t>
+        </w:rPr>
+        <w:t xml:space="preserve"> Благообразний Йосиф, з древа знявши пречисте тіло Твоє,* плащаницею чистою обвив,* і ароматами в гробі новім, покривши, положив;* та по трьох днях воскрес єси, Господи,* даруючи світові велику милість.</w:t>
       </w:r>
     </w:p>
     <w:p>
@@ -1560,21 +1517,22 @@
       </w:r>
     </w:p>
     <w:p>
-      <w:pPr>
-        <w:spacing w:line="240" w:lineRule="auto"/>
-        <w:rPr>
-          <w:rFonts w:ascii="Times New Roman" w:hAnsi="Times New Roman"/>
-          <w:sz w:val="24"/>
-        </w:rPr>
-      </w:pPr>
-      <w:r>
-        <w:rPr>
-          <w:rFonts w:ascii="Times New Roman" w:hAnsi="Times New Roman"/>
-          <w:i/>
-          <w:color w:val="FF0000"/>
-          <w:sz w:val="24"/>
-        </w:rPr>
-        <w:t xml:space="preserve">Кондак (г. 2): </w:t>
+      <w:r>
+        <w:rPr>
+          <w:rFonts w:ascii="Times New Roman" w:hAnsi="Times New Roman"/>
+          <w:i/>
+          <w:color w:val="FF4400"/>
+          <w:sz w:val="24"/>
+        </w:rPr>
+        <w:t>Кондак (г. 2):</w:t>
+      </w:r>
+      <w:r>
+        <w:rPr>
+          <w:rFonts w:ascii="Times New Roman" w:hAnsi="Times New Roman"/>
+          <w:color w:val="333333"/>
+          <w:sz w:val="24"/>
+        </w:rPr>
+        <w:t xml:space="preserve"> </w:t>
       </w:r>
       <w:r>
         <w:rPr>
@@ -3580,13 +3538,6 @@
       </w:r>
     </w:p>
     <w:p>
-      <w:pPr>
-        <w:rPr>
-          <w:rFonts w:ascii="Times New Roman" w:hAnsi="Times New Roman"/>
-          <w:sz w:val="24"/>
-          <w:szCs w:val="24"/>
-        </w:rPr>
-      </w:pPr>
       <w:r>
         <w:rPr>
           <w:rFonts w:ascii="Times New Roman" w:hAnsi="Times New Roman"/>
@@ -3600,30 +3551,11 @@
         <w:rPr>
           <w:rFonts w:ascii="Times New Roman" w:hAnsi="Times New Roman"/>
           <w:sz w:val="24"/>
-          <w:szCs w:val="24"/>
         </w:rPr>
         <w:t xml:space="preserve"> Коли зійшов Ти до смерти, Життя безсмертне, * тоді ад умертвив Ти блистінням божества. * Коли ж і умерлих із глибин підземних воскресив Ти, * всі сили небесні взивали: * Життєдавче, Христе Боже наш, слава Тобі.</w:t>
       </w:r>
     </w:p>
     <w:p>
-      <w:r>
-        <w:rPr>
-          <w:rFonts w:ascii="Times New Roman" w:hAnsi="Times New Roman"/>
-          <w:i/>
-          <w:color w:val="FF0000"/>
-          <w:sz w:val="24"/>
-        </w:rPr>
-        <w:t>Тропар (г. 2):</w:t>
-      </w:r>
-      <w:r>
-        <w:rPr>
-          <w:rFonts w:ascii="Times New Roman" w:hAnsi="Times New Roman"/>
-          <w:sz w:val="24"/>
-        </w:rPr>
-        <w:t xml:space="preserve"> Коли зійшов Ти до смерти, Життя безсмертне, * тоді ад умертвив Ти блистінням божества. * Коли ж і умерлих із глибин підземних воскресив Ти, * всі сили небесні взивали: * Життєдавче, Христе Боже наш, слава Тобі.</w:t>
-      </w:r>
-    </w:p>
-    <w:p>
       <w:pPr>
         <w:spacing w:line="240" w:lineRule="auto"/>
         <w:rPr>
@@ -3640,37 +3572,28 @@
       </w:r>
     </w:p>
     <w:p>
-      <w:pPr>
-        <w:spacing w:line="240" w:lineRule="auto"/>
-        <w:rPr>
-          <w:rFonts w:ascii="Times New Roman" w:hAnsi="Times New Roman"/>
-          <w:sz w:val="24"/>
-        </w:rPr>
-      </w:pPr>
-      <w:r>
-        <w:rPr>
-          <w:rFonts w:ascii="Times New Roman" w:hAnsi="Times New Roman"/>
-          <w:i/>
-          <w:color w:val="FF0000"/>
-          <w:sz w:val="24"/>
-        </w:rPr>
-        <w:t xml:space="preserve">Тропар </w:t>
-      </w:r>
-      <w:r>
-        <w:rPr>
-          <w:rFonts w:ascii="Times New Roman" w:hAnsi="Times New Roman"/>
-          <w:i/>
-          <w:color w:val="FF0000"/>
-          <w:sz w:val="24"/>
-        </w:rPr>
-        <w:t xml:space="preserve">(г. 2): </w:t>
-      </w:r>
-      <w:r>
-        <w:rPr>
-          <w:rFonts w:ascii="Times New Roman" w:hAnsi="Times New Roman"/>
-          <w:sz w:val="24"/>
-        </w:rPr>
-        <w:t>Благообразний Йосиф, з древа знявши пречисте тіло Твоє,* плащаницею чистою обвив,* і ароматами в гробі новім, покривши, положив;* та по трьох днях воскрес єси, Господи,* даруючи світові велику милість.</w:t>
+      <w:r>
+        <w:rPr>
+          <w:rFonts w:ascii="Times New Roman" w:hAnsi="Times New Roman"/>
+          <w:i/>
+          <w:color w:val="FF0000"/>
+          <w:sz w:val="24"/>
+        </w:rPr>
+        <w:t>Тропар (г. 8):</w:t>
+      </w:r>
+      <w:r>
+        <w:rPr>
+          <w:rFonts w:ascii="Times New Roman" w:hAnsi="Times New Roman"/>
+          <w:sz w:val="24"/>
+        </w:rPr>
+        <w:t xml:space="preserve"> Потоками сліз твоїх ти неродючу пустиню управив,* і з глибини зітханнями ти в трудах приніс стократні плоди,* і був ти світильником вселенної, сіяючи чудесами, Теодоре, отче н</w:t>
+      </w:r>
+      <w:r>
+        <w:rPr>
+          <w:rFonts w:ascii="Times New Roman" w:hAnsi="Times New Roman"/>
+          <w:sz w:val="24"/>
+        </w:rPr>
+        <w:t>аш.* Моли Христа Бога, щоб спаслися душі наші.</w:t>
       </w:r>
     </w:p>
     <w:p>
@@ -3948,28 +3871,29 @@
       </w:r>
     </w:p>
     <w:p>
-      <w:pPr>
-        <w:spacing w:line="240" w:lineRule="auto"/>
-        <w:rPr>
-          <w:rFonts w:ascii="Times New Roman" w:hAnsi="Times New Roman"/>
-          <w:sz w:val="24"/>
-        </w:rPr>
-      </w:pPr>
-      <w:r>
-        <w:rPr>
-          <w:rFonts w:ascii="Times New Roman" w:hAnsi="Times New Roman"/>
-          <w:i/>
-          <w:color w:val="FF0000"/>
-          <w:sz w:val="24"/>
-        </w:rPr>
-        <w:t xml:space="preserve">Кондак (г. 2): </w:t>
-      </w:r>
-      <w:r>
-        <w:rPr>
-          <w:rFonts w:ascii="Times New Roman" w:hAnsi="Times New Roman"/>
-          <w:sz w:val="24"/>
-        </w:rPr>
-        <w:t>Радуватися мироносицям повелів Ти,* плач праматері Єви втихомирив Ти воскресінням Твоїм, Христе Боже,* апостолам же Твоїм проповідувати повелів Ти:* Спас воскрес із гробу.</w:t>
+      <w:r>
+        <w:rPr>
+          <w:rFonts w:ascii="Times New Roman" w:hAnsi="Times New Roman"/>
+          <w:i/>
+          <w:color w:val="FF0000"/>
+          <w:sz w:val="24"/>
+        </w:rPr>
+        <w:t>Кондак (г. 4):</w:t>
+      </w:r>
+      <w:r>
+        <w:rPr>
+          <w:rFonts w:ascii="Times New Roman" w:hAnsi="Times New Roman"/>
+          <w:i/>
+          <w:sz w:val="24"/>
+        </w:rPr>
+        <w:t xml:space="preserve"> </w:t>
+      </w:r>
+      <w:r>
+        <w:rPr>
+          <w:rFonts w:ascii="Times New Roman" w:hAnsi="Times New Roman"/>
+          <w:sz w:val="24"/>
+        </w:rPr>
+        <w:t xml:space="preserve">Прославився ти предивним життям, отче мудрий Теодоре,* промінявши царські скарбниці, що на землі, на лахміття волосяниці.* Тому й небесний одяг отримав ти.* Завжди за нас молися, преподобний. </w:t>
       </w:r>
     </w:p>
     <w:p>
@@ -5765,12 +5689,21 @@
     </w:p>
     <w:p>
       <w:pPr>
-        <w:rPr>
-          <w:rFonts w:ascii="Times New Roman" w:hAnsi="Times New Roman"/>
-          <w:sz w:val="24"/>
-          <w:szCs w:val="24"/>
-        </w:rPr>
-      </w:pPr>
+        <w:spacing w:line="240" w:lineRule="auto"/>
+        <w:rPr>
+          <w:rFonts w:ascii="Times New Roman" w:hAnsi="Times New Roman"/>
+          <w:sz w:val="24"/>
+        </w:rPr>
+      </w:pPr>
+      <w:r>
+        <w:rPr>
+          <w:rFonts w:ascii="Times New Roman" w:hAnsi="Times New Roman"/>
+          <w:sz w:val="24"/>
+        </w:rPr>
+        <w:t>Слава Отцю, і Сину, і Святому Духові.</w:t>
+      </w:r>
+    </w:p>
+    <w:p>
       <w:r>
         <w:rPr>
           <w:rFonts w:ascii="Times New Roman" w:hAnsi="Times New Roman"/>
@@ -5784,59 +5717,8 @@
         <w:rPr>
           <w:rFonts w:ascii="Times New Roman" w:hAnsi="Times New Roman"/>
           <w:sz w:val="24"/>
-          <w:szCs w:val="24"/>
-        </w:rPr>
-        <w:t xml:space="preserve"> Коли зійшов Ти до смерти, Життя безсмертне, * тоді ад умертвив Ти блистінням божества. * Коли ж і умерлих із глибин підземних воскресив Ти, * всі сили небесні взивали: * Життєдавче, Христе Боже наш, слава Тобі.</w:t>
-      </w:r>
-    </w:p>
-    <w:p>
-      <w:pPr>
-        <w:spacing w:line="240" w:lineRule="auto"/>
-        <w:rPr>
-          <w:rFonts w:ascii="Times New Roman" w:hAnsi="Times New Roman"/>
-          <w:sz w:val="24"/>
-        </w:rPr>
-      </w:pPr>
-      <w:r>
-        <w:rPr>
-          <w:rFonts w:ascii="Times New Roman" w:hAnsi="Times New Roman"/>
-          <w:sz w:val="24"/>
-        </w:rPr>
-        <w:t>Слава Отцю, і Сину, і Святому Духові.</w:t>
-      </w:r>
-    </w:p>
-    <w:p>
-      <w:pPr>
-        <w:spacing w:line="240" w:lineRule="auto"/>
-        <w:rPr>
-          <w:rFonts w:ascii="Times New Roman" w:hAnsi="Times New Roman"/>
-          <w:sz w:val="24"/>
-        </w:rPr>
-      </w:pPr>
-      <w:r>
-        <w:rPr>
-          <w:rFonts w:ascii="Times New Roman" w:hAnsi="Times New Roman"/>
-          <w:i/>
-          <w:color w:val="FF0000"/>
-          <w:sz w:val="24"/>
-        </w:rPr>
-        <w:t xml:space="preserve">Тропар </w:t>
-      </w:r>
-      <w:r>
-        <w:rPr>
-          <w:rFonts w:ascii="Times New Roman" w:hAnsi="Times New Roman"/>
-          <w:i/>
-          <w:color w:val="FF0000"/>
-          <w:sz w:val="24"/>
-        </w:rPr>
-        <w:t xml:space="preserve">(г. 2): </w:t>
-      </w:r>
-      <w:r>
-        <w:rPr>
-          <w:rFonts w:ascii="Times New Roman" w:hAnsi="Times New Roman"/>
-          <w:sz w:val="24"/>
-        </w:rPr>
-        <w:t>Благообразний Йосиф, з древа знявши пречисте тіло Твоє,* плащаницею чистою обвив,* і ароматами в гробі новім, покривши, положив;* та по трьох днях воскрес єси, Господи,* даруючи світові велику милість.</w:t>
+        </w:rPr>
+        <w:t xml:space="preserve"> Благообразний Йосиф, з древа знявши пречисте тіло Твоє,* плащаницею чистою обвив,* і ароматами в гробі новім, покривши, положив;* та по трьох днях воскрес єси, Господи,* даруючи світові велику милість.</w:t>
       </w:r>
     </w:p>
     <w:p>
@@ -6116,22 +5998,22 @@
       </w:r>
     </w:p>
     <w:p>
-      <w:pPr>
-        <w:spacing w:line="240" w:lineRule="auto"/>
-        <w:rPr>
-          <w:rFonts w:ascii="Times New Roman" w:hAnsi="Times New Roman"/>
-          <w:sz w:val="24"/>
-        </w:rPr>
-      </w:pPr>
-      <w:bookmarkStart w:id="1" w:name="_Hlk102234338"/>
-      <w:r>
-        <w:rPr>
-          <w:rFonts w:ascii="Times New Roman" w:hAnsi="Times New Roman"/>
-          <w:i/>
-          <w:color w:val="FF0000"/>
-          <w:sz w:val="24"/>
-        </w:rPr>
-        <w:t xml:space="preserve">Кондак (г. 2): </w:t>
+      <w:r>
+        <w:rPr>
+          <w:rFonts w:ascii="Times New Roman" w:hAnsi="Times New Roman"/>
+          <w:i/>
+          <w:color w:val="FF4400"/>
+          <w:sz w:val="24"/>
+        </w:rPr>
+        <w:t>Кондак (г. 2):</w:t>
+      </w:r>
+      <w:r>
+        <w:rPr>
+          <w:rFonts w:ascii="Times New Roman" w:hAnsi="Times New Roman"/>
+          <w:color w:val="333333"/>
+          <w:sz w:val="24"/>
+        </w:rPr>
+        <w:t xml:space="preserve"> </w:t>
       </w:r>
       <w:r>
         <w:rPr>
@@ -7857,13 +7739,6 @@
       </w:r>
     </w:p>
     <w:p>
-      <w:pPr>
-        <w:rPr>
-          <w:rFonts w:ascii="Times New Roman" w:hAnsi="Times New Roman"/>
-          <w:sz w:val="24"/>
-          <w:szCs w:val="24"/>
-        </w:rPr>
-      </w:pPr>
       <w:r>
         <w:rPr>
           <w:rFonts w:ascii="Times New Roman" w:hAnsi="Times New Roman"/>
@@ -7877,25 +7752,6 @@
         <w:rPr>
           <w:rFonts w:ascii="Times New Roman" w:hAnsi="Times New Roman"/>
           <w:sz w:val="24"/>
-          <w:szCs w:val="24"/>
-        </w:rPr>
-        <w:t xml:space="preserve"> Коли зійшов Ти до смерти, Життя безсмертне, * тоді ад умертвив Ти блистінням божества. * Коли ж і умерлих із глибин підземних воскресив Ти, * всі сили небесні взивали: * Життєдавче, Христе Боже наш, слава Тобі.</w:t>
-      </w:r>
-    </w:p>
-    <w:p>
-      <w:r>
-        <w:rPr>
-          <w:rFonts w:ascii="Times New Roman" w:hAnsi="Times New Roman"/>
-          <w:i/>
-          <w:color w:val="FF0000"/>
-          <w:sz w:val="24"/>
-        </w:rPr>
-        <w:t>Тропар (г. 2):</w:t>
-      </w:r>
-      <w:r>
-        <w:rPr>
-          <w:rFonts w:ascii="Times New Roman" w:hAnsi="Times New Roman"/>
-          <w:sz w:val="24"/>
         </w:rPr>
         <w:t xml:space="preserve"> Благообразний Йосиф, з древа знявши пречисте тіло Твоє,* плащаницею чистою обвив,* і ароматами в гробі новім, покривши, положив;* та по трьох днях воскрес єси, Господи,* даруючи світові велику милість.</w:t>
       </w:r>
@@ -7917,37 +7773,28 @@
       </w:r>
     </w:p>
     <w:p>
-      <w:pPr>
-        <w:spacing w:line="240" w:lineRule="auto"/>
-        <w:rPr>
-          <w:rFonts w:ascii="Times New Roman" w:hAnsi="Times New Roman"/>
-          <w:sz w:val="24"/>
-        </w:rPr>
-      </w:pPr>
-      <w:r>
-        <w:rPr>
-          <w:rFonts w:ascii="Times New Roman" w:hAnsi="Times New Roman"/>
-          <w:i/>
-          <w:color w:val="FF0000"/>
-          <w:sz w:val="24"/>
-        </w:rPr>
-        <w:t xml:space="preserve">Тропар </w:t>
-      </w:r>
-      <w:r>
-        <w:rPr>
-          <w:rFonts w:ascii="Times New Roman" w:hAnsi="Times New Roman"/>
-          <w:i/>
-          <w:color w:val="FF0000"/>
-          <w:sz w:val="24"/>
-        </w:rPr>
-        <w:t xml:space="preserve">(г. 2): </w:t>
-      </w:r>
-      <w:r>
-        <w:rPr>
-          <w:rFonts w:ascii="Times New Roman" w:hAnsi="Times New Roman"/>
-          <w:sz w:val="24"/>
-        </w:rPr>
-        <w:t>Благообразний Йосиф, з древа знявши пречисте тіло Твоє,* плащаницею чистою обвив,* і ароматами в гробі новім, покривши, положив;* та по трьох днях воскрес єси, Господи,* даруючи світові велику милість.</w:t>
+      <w:r>
+        <w:rPr>
+          <w:rFonts w:ascii="Times New Roman" w:hAnsi="Times New Roman"/>
+          <w:i/>
+          <w:color w:val="FF0000"/>
+          <w:sz w:val="24"/>
+        </w:rPr>
+        <w:t>Тропар (г. 8):</w:t>
+      </w:r>
+      <w:r>
+        <w:rPr>
+          <w:rFonts w:ascii="Times New Roman" w:hAnsi="Times New Roman"/>
+          <w:sz w:val="24"/>
+        </w:rPr>
+        <w:t xml:space="preserve"> Потоками сліз твоїх ти неродючу пустиню управив,* і з глибини зітханнями ти в трудах приніс стократні плоди,* і був ти світильником вселенної, сіяючи чудесами, Теодоре, отче н</w:t>
+      </w:r>
+      <w:r>
+        <w:rPr>
+          <w:rFonts w:ascii="Times New Roman" w:hAnsi="Times New Roman"/>
+          <w:sz w:val="24"/>
+        </w:rPr>
+        <w:t>аш.* Моли Христа Бога, щоб спаслися душі наші.</w:t>
       </w:r>
     </w:p>
     <w:p>
@@ -8238,28 +8085,29 @@
       </w:r>
     </w:p>
     <w:p>
-      <w:pPr>
-        <w:spacing w:line="240" w:lineRule="auto"/>
-        <w:rPr>
-          <w:rFonts w:ascii="Times New Roman" w:hAnsi="Times New Roman"/>
-          <w:sz w:val="24"/>
-        </w:rPr>
-      </w:pPr>
-      <w:r>
-        <w:rPr>
-          <w:rFonts w:ascii="Times New Roman" w:hAnsi="Times New Roman"/>
-          <w:i/>
-          <w:color w:val="FF0000"/>
-          <w:sz w:val="24"/>
-        </w:rPr>
-        <w:t xml:space="preserve">Кондак (г. 2): </w:t>
-      </w:r>
-      <w:r>
-        <w:rPr>
-          <w:rFonts w:ascii="Times New Roman" w:hAnsi="Times New Roman"/>
-          <w:sz w:val="24"/>
-        </w:rPr>
-        <w:t>Радуватися мироносицям повелів Ти,* плач праматері Єви втихомирив Ти воскресінням Твоїм, Христе Боже,* апостолам же Твоїм проповідувати повелів Ти:* Спас воскрес із гробу.</w:t>
+      <w:r>
+        <w:rPr>
+          <w:rFonts w:ascii="Times New Roman" w:hAnsi="Times New Roman"/>
+          <w:i/>
+          <w:color w:val="FF0000"/>
+          <w:sz w:val="24"/>
+        </w:rPr>
+        <w:t>Кондак (г. 4):</w:t>
+      </w:r>
+      <w:r>
+        <w:rPr>
+          <w:rFonts w:ascii="Times New Roman" w:hAnsi="Times New Roman"/>
+          <w:i/>
+          <w:sz w:val="24"/>
+        </w:rPr>
+        <w:t xml:space="preserve"> </w:t>
+      </w:r>
+      <w:r>
+        <w:rPr>
+          <w:rFonts w:ascii="Times New Roman" w:hAnsi="Times New Roman"/>
+          <w:sz w:val="24"/>
+        </w:rPr>
+        <w:t xml:space="preserve">Прославився ти предивним життям, отче мудрий Теодоре,* промінявши царські скарбниці, що на землі, на лахміття волосяниці.* Тому й небесний одяг отримав ти.* Завжди за нас молися, преподобний. </w:t>
       </w:r>
     </w:p>
     <w:p>
